--- a/ru/wisdom-stories/not-my-concern.docx
+++ b/ru/wisdom-stories/not-my-concern.docx
@@ -170,7 +170,7 @@
         <w:rPr>
           <w:lang/>
         </w:rPr>
-        <w:t>— Но я ничего не понял. Ты написал: «Какое мне дело». Словно хотел сказать: «Не вмешивай меня в это».</w:t>
+        <w:t xml:space="preserve">— Но я ничего не понял. Ты написал: «Какое мне дело». Словно хотел сказать: «Не втягивай меня в это».</w:t>
       </w:r>
     </w:p>
     <w:p>
@@ -235,7 +235,7 @@
         <w:rPr>
           <w:lang/>
         </w:rPr>
-        <w:t>Султан слушал со слезами на глазах. Опустив голову, он признал правоту этих слов. Затем ушёл, благодаря Бога за то, что есть учёный, способный без страха сказать ему правду.</w:t>
+        <w:t>Султан слушал со слезами на глазах. Опустив голову, он признал правоту этих слов. Затем ушёл, благодаря Бога за то, что рядом есть учёный, способный без страха сказать ему правду.</w:t>
       </w:r>
     </w:p>
     <w:p>
